--- a/download/sprint0/Aceli_LAT_Security_Tenant_Approval_Checklist.docx
+++ b/download/sprint0/Aceli_LAT_Security_Tenant_Approval_Checklist.docx
@@ -153,7 +153,7 @@
                 <w:sz w:val="24"/>
                 <w:szCs w:val="24"/>
               </w:rPr>
-              <w:t xml:space="preserve">Version: 1.0</w:t>
+              <w:t xml:space="preserve">Version: 1.1 — Updated</w:t>
             </w:r>
           </w:p>
           <w:p>
@@ -702,41 +702,6 @@
         </w:p>
         <w:p>
           <w:pPr>
-            <w:pStyle w:val="9"/>
-            <w:tabs>
-              <w:tab w:val="right" w:leader="dot" w:pos="9026"/>
-            </w:tabs>
-            <w:spacing w:before="120" w:after="60"/>
-          </w:pPr>
-          <w:hyperlink w:anchor="_Toc100012" w:history="1">
-            <w:r>
-              <w:rPr>
-                <w:rStyle w:val="Hyperlink"/>
-              </w:rPr>
-              <w:t>5. Tenant Approval Process</w:t>
-            </w:r>
-            <w:r>
-              <w:tab/>
-            </w:r>
-            <w:r>
-              <w:fldChar w:fldCharType="begin"/>
-            </w:r>
-            <w:r>
-              <w:instrText xml:space="preserve"> PAGEREF _Toc100012 \h </w:instrText>
-            </w:r>
-            <w:r>
-              <w:fldChar w:fldCharType="separate"/>
-            </w:r>
-            <w:r>
-              <w:t>4</w:t>
-            </w:r>
-            <w:r>
-              <w:fldChar w:fldCharType="end"/>
-            </w:r>
-          </w:hyperlink>
-        </w:p>
-        <w:p>
-          <w:pPr>
             <w:pStyle w:val="11"/>
             <w:ind w:left="360"/>
             <w:tabs>
@@ -744,12 +709,47 @@
             </w:tabs>
             <w:spacing w:before="120" w:after="60"/>
           </w:pPr>
+          <w:hyperlink w:anchor="_Toc100012" w:history="1">
+            <w:r>
+              <w:rPr>
+                <w:rStyle w:val="Hyperlink"/>
+              </w:rPr>
+              <w:t>4.9 Budget Separation</w:t>
+            </w:r>
+            <w:r>
+              <w:tab/>
+            </w:r>
+            <w:r>
+              <w:fldChar w:fldCharType="begin"/>
+            </w:r>
+            <w:r>
+              <w:instrText xml:space="preserve"> PAGEREF _Toc100012 \h </w:instrText>
+            </w:r>
+            <w:r>
+              <w:fldChar w:fldCharType="separate"/>
+            </w:r>
+            <w:r>
+              <w:t>4</w:t>
+            </w:r>
+            <w:r>
+              <w:fldChar w:fldCharType="end"/>
+            </w:r>
+          </w:hyperlink>
+        </w:p>
+        <w:p>
+          <w:pPr>
+            <w:pStyle w:val="9"/>
+            <w:tabs>
+              <w:tab w:val="right" w:leader="dot" w:pos="9026"/>
+            </w:tabs>
+            <w:spacing w:before="120" w:after="60"/>
+          </w:pPr>
           <w:hyperlink w:anchor="_Toc100013" w:history="1">
             <w:r>
               <w:rPr>
                 <w:rStyle w:val="Hyperlink"/>
               </w:rPr>
-              <w:t>5.1 Step 1: Component Identification</w:t>
+              <w:t>5. Tenant Approval Process</w:t>
             </w:r>
             <w:r>
               <w:tab/>
@@ -785,7 +785,7 @@
               <w:rPr>
                 <w:rStyle w:val="Hyperlink"/>
               </w:rPr>
-              <w:t>5.2 Step 2: Security Review Submission</w:t>
+              <w:t>5.1 Step 1: Component Identification</w:t>
             </w:r>
             <w:r>
               <w:tab/>
@@ -821,7 +821,7 @@
               <w:rPr>
                 <w:rStyle w:val="Hyperlink"/>
               </w:rPr>
-              <w:t>5.3 Step 3: Red Team Assessment</w:t>
+              <w:t>5.2 Step 2: Security Review Submission</w:t>
             </w:r>
             <w:r>
               <w:tab/>
@@ -857,7 +857,7 @@
               <w:rPr>
                 <w:rStyle w:val="Hyperlink"/>
               </w:rPr>
-              <w:t>5.4 Step 4: Architecture Review</w:t>
+              <w:t>5.3 Step 3: Red Team Assessment</w:t>
             </w:r>
             <w:r>
               <w:tab/>
@@ -893,7 +893,7 @@
               <w:rPr>
                 <w:rStyle w:val="Hyperlink"/>
               </w:rPr>
-              <w:t>5.5 Step 5: Approval Decision</w:t>
+              <w:t>5.4 Step 4: Architecture Review</w:t>
             </w:r>
             <w:r>
               <w:tab/>
@@ -929,7 +929,7 @@
               <w:rPr>
                 <w:rStyle w:val="Hyperlink"/>
               </w:rPr>
-              <w:t>5.6 Step 6: Approved List Update</w:t>
+              <w:t>5.5 Step 5: Approval Decision</w:t>
             </w:r>
             <w:r>
               <w:tab/>
@@ -965,7 +965,7 @@
               <w:rPr>
                 <w:rStyle w:val="Hyperlink"/>
               </w:rPr>
-              <w:t>5.7 Step 7: Ongoing Monitoring</w:t>
+              <w:t>5.6 Step 6: Approved List Update</w:t>
             </w:r>
             <w:r>
               <w:tab/>
@@ -989,7 +989,8 @@
         </w:p>
         <w:p>
           <w:pPr>
-            <w:pStyle w:val="9"/>
+            <w:pStyle w:val="11"/>
+            <w:ind w:left="360"/>
             <w:tabs>
               <w:tab w:val="right" w:leader="dot" w:pos="9026"/>
             </w:tabs>
@@ -1000,7 +1001,7 @@
               <w:rPr>
                 <w:rStyle w:val="Hyperlink"/>
               </w:rPr>
-              <w:t>6. Prohibited Components and Patterns</w:t>
+              <w:t>5.7 Step 7: Ongoing Monitoring</w:t>
             </w:r>
             <w:r>
               <w:tab/>
@@ -1035,6 +1036,41 @@
               <w:rPr>
                 <w:rStyle w:val="Hyperlink"/>
               </w:rPr>
+              <w:t>6. Prohibited Components and Patterns</w:t>
+            </w:r>
+            <w:r>
+              <w:tab/>
+            </w:r>
+            <w:r>
+              <w:fldChar w:fldCharType="begin"/>
+            </w:r>
+            <w:r>
+              <w:instrText xml:space="preserve"> PAGEREF _Toc100021 \h </w:instrText>
+            </w:r>
+            <w:r>
+              <w:fldChar w:fldCharType="separate"/>
+            </w:r>
+            <w:r>
+              <w:t>6</w:t>
+            </w:r>
+            <w:r>
+              <w:fldChar w:fldCharType="end"/>
+            </w:r>
+          </w:hyperlink>
+        </w:p>
+        <w:p>
+          <w:pPr>
+            <w:pStyle w:val="9"/>
+            <w:tabs>
+              <w:tab w:val="right" w:leader="dot" w:pos="9026"/>
+            </w:tabs>
+            <w:spacing w:before="120" w:after="60"/>
+          </w:pPr>
+          <w:hyperlink w:anchor="_Toc100022" w:history="1">
+            <w:r>
+              <w:rPr>
+                <w:rStyle w:val="Hyperlink"/>
+              </w:rPr>
               <w:t>7. Compliance Validation Schedule</w:t>
             </w:r>
             <w:r>
@@ -1044,13 +1080,192 @@
               <w:fldChar w:fldCharType="begin"/>
             </w:r>
             <w:r>
-              <w:instrText xml:space="preserve"> PAGEREF _Toc100021 \h </w:instrText>
+              <w:instrText xml:space="preserve"> PAGEREF _Toc100022 \h </w:instrText>
             </w:r>
             <w:r>
               <w:fldChar w:fldCharType="separate"/>
             </w:r>
             <w:r>
-              <w:t>7</w:t>
+              <w:t>8</w:t>
+            </w:r>
+            <w:r>
+              <w:fldChar w:fldCharType="end"/>
+            </w:r>
+          </w:hyperlink>
+        </w:p>
+        <w:p>
+          <w:pPr>
+            <w:pStyle w:val="9"/>
+            <w:tabs>
+              <w:tab w:val="right" w:leader="dot" w:pos="9026"/>
+            </w:tabs>
+            <w:spacing w:before="120" w:after="60"/>
+          </w:pPr>
+          <w:hyperlink w:anchor="_Toc100023" w:history="1">
+            <w:r>
+              <w:rPr>
+                <w:rStyle w:val="Hyperlink"/>
+              </w:rPr>
+              <w:t>8. Consortium Clarification Impacts</w:t>
+            </w:r>
+            <w:r>
+              <w:tab/>
+            </w:r>
+            <w:r>
+              <w:fldChar w:fldCharType="begin"/>
+            </w:r>
+            <w:r>
+              <w:instrText xml:space="preserve"> PAGEREF _Toc100023 \h </w:instrText>
+            </w:r>
+            <w:r>
+              <w:fldChar w:fldCharType="separate"/>
+            </w:r>
+            <w:r>
+              <w:t>8</w:t>
+            </w:r>
+            <w:r>
+              <w:fldChar w:fldCharType="end"/>
+            </w:r>
+          </w:hyperlink>
+        </w:p>
+        <w:p>
+          <w:pPr>
+            <w:pStyle w:val="11"/>
+            <w:ind w:left="360"/>
+            <w:tabs>
+              <w:tab w:val="right" w:leader="dot" w:pos="9026"/>
+            </w:tabs>
+            <w:spacing w:before="120" w:after="60"/>
+          </w:pPr>
+          <w:hyperlink w:anchor="_Toc100024" w:history="1">
+            <w:r>
+              <w:rPr>
+                <w:rStyle w:val="Hyperlink"/>
+              </w:rPr>
+              <w:t>8.1 Claude for Nonprofits Confirmation (Consortium Clarification 7)</w:t>
+            </w:r>
+            <w:r>
+              <w:tab/>
+            </w:r>
+            <w:r>
+              <w:fldChar w:fldCharType="begin"/>
+            </w:r>
+            <w:r>
+              <w:instrText xml:space="preserve"> PAGEREF _Toc100024 \h </w:instrText>
+            </w:r>
+            <w:r>
+              <w:fldChar w:fldCharType="separate"/>
+            </w:r>
+            <w:r>
+              <w:t>8</w:t>
+            </w:r>
+            <w:r>
+              <w:fldChar w:fldCharType="end"/>
+            </w:r>
+          </w:hyperlink>
+        </w:p>
+        <w:p>
+          <w:pPr>
+            <w:pStyle w:val="11"/>
+            <w:ind w:left="360"/>
+            <w:tabs>
+              <w:tab w:val="right" w:leader="dot" w:pos="9026"/>
+            </w:tabs>
+            <w:spacing w:before="120" w:after="60"/>
+          </w:pPr>
+          <w:hyperlink w:anchor="_Toc100025" w:history="1">
+            <w:r>
+              <w:rPr>
+                <w:rStyle w:val="Hyperlink"/>
+              </w:rPr>
+              <w:t>8.2 Salesforce Enterprise Edition Details (Consortium Clarification 2)</w:t>
+            </w:r>
+            <w:r>
+              <w:tab/>
+            </w:r>
+            <w:r>
+              <w:fldChar w:fldCharType="begin"/>
+            </w:r>
+            <w:r>
+              <w:instrText xml:space="preserve"> PAGEREF _Toc100025 \h </w:instrText>
+            </w:r>
+            <w:r>
+              <w:fldChar w:fldCharType="separate"/>
+            </w:r>
+            <w:r>
+              <w:t>9</w:t>
+            </w:r>
+            <w:r>
+              <w:fldChar w:fldCharType="end"/>
+            </w:r>
+          </w:hyperlink>
+        </w:p>
+        <w:p>
+          <w:pPr>
+            <w:pStyle w:val="11"/>
+            <w:ind w:left="360"/>
+            <w:tabs>
+              <w:tab w:val="right" w:leader="dot" w:pos="9026"/>
+            </w:tabs>
+            <w:spacing w:before="120" w:after="60"/>
+          </w:pPr>
+          <w:hyperlink w:anchor="_Toc100026" w:history="1">
+            <w:r>
+              <w:rPr>
+                <w:rStyle w:val="Hyperlink"/>
+              </w:rPr>
+              <w:t>8.3 Transcription Requirements (Consortium Clarification 5)</w:t>
+            </w:r>
+            <w:r>
+              <w:tab/>
+            </w:r>
+            <w:r>
+              <w:fldChar w:fldCharType="begin"/>
+            </w:r>
+            <w:r>
+              <w:instrText xml:space="preserve"> PAGEREF _Toc100026 \h </w:instrText>
+            </w:r>
+            <w:r>
+              <w:fldChar w:fldCharType="separate"/>
+            </w:r>
+            <w:r>
+              <w:t>9</w:t>
+            </w:r>
+            <w:r>
+              <w:fldChar w:fldCharType="end"/>
+            </w:r>
+          </w:hyperlink>
+        </w:p>
+        <w:p>
+          <w:pPr>
+            <w:pStyle w:val="11"/>
+            <w:ind w:left="360"/>
+            <w:tabs>
+              <w:tab w:val="right" w:leader="dot" w:pos="9026"/>
+            </w:tabs>
+            <w:spacing w:before="120" w:after="60"/>
+          </w:pPr>
+          <w:hyperlink w:anchor="_Toc100027" w:history="1">
+            <w:r>
+              <w:rPr>
+                <w:rStyle w:val="Hyperlink"/>
+              </w:rPr>
+              <w:t>8.4 Benchmarking Dataset (Consortium Clarification 4)</w:t>
+            </w:r>
+            <w:r>
+              <w:tab/>
+            </w:r>
+            <w:r>
+              <w:fldChar w:fldCharType="begin"/>
+            </w:r>
+            <w:r>
+              <w:instrText xml:space="preserve"> PAGEREF _Toc100027 \h </w:instrText>
+            </w:r>
+            <w:r>
+              <w:fldChar w:fldCharType="separate"/>
+            </w:r>
+            <w:r>
+              <w:t>9</w:t>
             </w:r>
             <w:r>
               <w:fldChar w:fldCharType="end"/>
@@ -1126,7 +1341,7 @@
           <w:sz w:val="24"/>
           <w:szCs w:val="24"/>
         </w:rPr>
-        <w:t xml:space="preserve">This checklist governs the security review and tenant approval process for all platforms, services, and tools used in the Aceli LAT production build. Per the RFP, any additional application runtime, middleware, storage, queue, mobile/web framework, observability stack, transcription component, or integration platform must pass Aceli information security review and be added to the approved list before contract execution if vendor-provided. This checklist ensures that no unapproved component enters the production build pipeline.</w:t>
+        <w:t xml:space="preserve">This checklist governs the security review and tenant approval process for all platforms, services, and tools used in the Aceli LAT production build. Per the RFP, any additional application runtime, middleware, storage, queue, mobile/web framework, observability stack, transcription component, or integration platform must pass Aceli information security review and be added to the approved list before contract execution if vendor-provided. This checklist ensures that no unapproved component enters the production build pipeline. This updated version incorporates clarifications received from the Aceli consortium regarding confirmed platforms, licensing structures, and operating conditions.</w:t>
       </w:r>
     </w:p>
     <w:p>
@@ -1242,7 +1457,7 @@
         </w:tc>
         <w:tc>
           <w:tcPr>
-            <w:tcW w:type="pct" w:w="20%"/>
+            <w:tcW w:type="pct" w:w="15%"/>
             <w:tcBorders>
               <w:top w:val="single" w:color="D4875A" w:sz="1"/>
               <w:left w:val="single" w:color="D4875A" w:sz="1"/>
@@ -1270,7 +1485,7 @@
         </w:tc>
         <w:tc>
           <w:tcPr>
-            <w:tcW w:type="pct" w:w="30%"/>
+            <w:tcW w:type="pct" w:w="35%"/>
             <w:tcBorders>
               <w:top w:val="single" w:color="D4875A" w:sz="1"/>
               <w:left w:val="single" w:color="D4875A" w:sz="1"/>
@@ -1323,7 +1538,7 @@
                 <w:sz w:val="22"/>
                 <w:szCs w:val="22"/>
               </w:rPr>
-              <w:t xml:space="preserve">Salesforce</w:t>
+              <w:t xml:space="preserve">Salesforce Enterprise Edition</w:t>
             </w:r>
           </w:p>
         </w:tc>
@@ -1349,13 +1564,13 @@
                 <w:sz w:val="22"/>
                 <w:szCs w:val="22"/>
               </w:rPr>
-              <w:t xml:space="preserve">System of record, API integration target</w:t>
-            </w:r>
-          </w:p>
-        </w:tc>
-        <w:tc>
-          <w:tcPr>
-            <w:tcW w:type="pct" w:w="20%"/>
+              <w:t xml:space="preserve">System of record for lender relationship data with custom objects; API integration target</w:t>
+            </w:r>
+          </w:p>
+        </w:tc>
+        <w:tc>
+          <w:tcPr>
+            <w:tcW w:type="pct" w:w="15%"/>
             <w:tcBorders>
               <w:top w:val="single" w:color="DDD0C8" w:sz="1"/>
               <w:left w:val="single" w:color="DDD0C8" w:sz="1"/>
@@ -1381,27 +1596,27 @@
         </w:tc>
         <w:tc>
           <w:tcPr>
-            <w:tcW w:type="pct" w:w="30%"/>
-            <w:tcBorders>
-              <w:top w:val="single" w:color="DDD0C8" w:sz="1"/>
-              <w:left w:val="single" w:color="DDD0C8" w:sz="1"/>
-              <w:bottom w:val="single" w:color="DDD0C8" w:sz="1"/>
-              <w:right w:val="single" w:color="DDD0C8" w:sz="1"/>
-            </w:tcBorders>
-            <w:shd w:fill="FFFFFF" w:val="clear"/>
-          </w:tcPr>
-          <w:p>
-            <w:pPr>
-              <w:spacing w:after="40" w:before="40" w:line="312"/>
-            </w:pPr>
-            <w:r>
-              <w:rPr>
-                <w:rFonts w:ascii="Times New Roman" w:eastAsia="SimSun"/>
-                <w:color w:val="182030"/>
-                <w:sz w:val="22"/>
-                <w:szCs w:val="22"/>
-              </w:rPr>
-              <w:t xml:space="preserve">Must operate within Aceli Salesforce tenant</w:t>
+            <w:tcW w:type="pct" w:w="35%"/>
+            <w:tcBorders>
+              <w:top w:val="single" w:color="DDD0C8" w:sz="1"/>
+              <w:left w:val="single" w:color="DDD0C8" w:sz="1"/>
+              <w:bottom w:val="single" w:color="DDD0C8" w:sz="1"/>
+              <w:right w:val="single" w:color="DDD0C8" w:sz="1"/>
+            </w:tcBorders>
+            <w:shd w:fill="FFFFFF" w:val="clear"/>
+          </w:tcPr>
+          <w:p>
+            <w:pPr>
+              <w:spacing w:after="40" w:before="40" w:line="312"/>
+            </w:pPr>
+            <w:r>
+              <w:rPr>
+                <w:rFonts w:ascii="Times New Roman" w:eastAsia="SimSun"/>
+                <w:color w:val="182030"/>
+                <w:sz w:val="22"/>
+                <w:szCs w:val="22"/>
+              </w:rPr>
+              <w:t xml:space="preserve">Must operate within Aceli Salesforce tenant; Aceli internal Salesforce team supports configuration, integration, workflow, and data model enhancements collaboratively; Salesforce sandbox available for development and testing</w:t>
             </w:r>
           </w:p>
         </w:tc>
@@ -1458,13 +1673,13 @@
                 <w:sz w:val="22"/>
                 <w:szCs w:val="22"/>
               </w:rPr>
-              <w:t xml:space="preserve">Reporting, analytics, visualization</w:t>
-            </w:r>
-          </w:p>
-        </w:tc>
-        <w:tc>
-          <w:tcPr>
-            <w:tcW w:type="pct" w:w="20%"/>
+              <w:t xml:space="preserve">Reporting, analytics, visualization layer; reads from Salesforce via standard connector alongside controlled data sources</w:t>
+            </w:r>
+          </w:p>
+        </w:tc>
+        <w:tc>
+          <w:tcPr>
+            <w:tcW w:type="pct" w:w="15%"/>
             <w:tcBorders>
               <w:top w:val="single" w:color="DDD0C8" w:sz="1"/>
               <w:left w:val="single" w:color="DDD0C8" w:sz="1"/>
@@ -1490,27 +1705,27 @@
         </w:tc>
         <w:tc>
           <w:tcPr>
-            <w:tcW w:type="pct" w:w="30%"/>
-            <w:tcBorders>
-              <w:top w:val="single" w:color="DDD0C8" w:sz="1"/>
-              <w:left w:val="single" w:color="DDD0C8" w:sz="1"/>
-              <w:bottom w:val="single" w:color="DDD0C8" w:sz="1"/>
-              <w:right w:val="single" w:color="DDD0C8" w:sz="1"/>
-            </w:tcBorders>
-            <w:shd w:fill="FFFFFF" w:val="clear"/>
-          </w:tcPr>
-          <w:p>
-            <w:pPr>
-              <w:spacing w:after="40" w:before="40" w:line="312"/>
-            </w:pPr>
-            <w:r>
-              <w:rPr>
-                <w:rFonts w:ascii="Times New Roman" w:eastAsia="SimSun"/>
-                <w:color w:val="182030"/>
-                <w:sz w:val="22"/>
-                <w:szCs w:val="22"/>
-              </w:rPr>
-              <w:t xml:space="preserve">Must not become operational system of record</w:t>
+            <w:tcW w:type="pct" w:w="35%"/>
+            <w:tcBorders>
+              <w:top w:val="single" w:color="DDD0C8" w:sz="1"/>
+              <w:left w:val="single" w:color="DDD0C8" w:sz="1"/>
+              <w:bottom w:val="single" w:color="DDD0C8" w:sz="1"/>
+              <w:right w:val="single" w:color="DDD0C8" w:sz="1"/>
+            </w:tcBorders>
+            <w:shd w:fill="FFFFFF" w:val="clear"/>
+          </w:tcPr>
+          <w:p>
+            <w:pPr>
+              <w:spacing w:after="40" w:before="40" w:line="312"/>
+            </w:pPr>
+            <w:r>
+              <w:rPr>
+                <w:rFonts w:ascii="Times New Roman" w:eastAsia="SimSun"/>
+                <w:color w:val="182030"/>
+                <w:sz w:val="22"/>
+                <w:szCs w:val="22"/>
+              </w:rPr>
+              <w:t xml:space="preserve">Must not become operational system of record or data capture tool; existing benchmarking dataset of ~60K records connected via Google Sheets sources must flow through controlled pathways</w:t>
             </w:r>
           </w:p>
         </w:tc>
@@ -1567,13 +1782,13 @@
                 <w:sz w:val="22"/>
                 <w:szCs w:val="22"/>
               </w:rPr>
-              <w:t xml:space="preserve">Collaboration, document operations</w:t>
-            </w:r>
-          </w:p>
-        </w:tc>
-        <w:tc>
-          <w:tcPr>
-            <w:tcW w:type="pct" w:w="20%"/>
+              <w:t xml:space="preserve">Collaboration, document operations where applicable</w:t>
+            </w:r>
+          </w:p>
+        </w:tc>
+        <w:tc>
+          <w:tcPr>
+            <w:tcW w:type="pct" w:w="15%"/>
             <w:tcBorders>
               <w:top w:val="single" w:color="DDD0C8" w:sz="1"/>
               <w:left w:val="single" w:color="DDD0C8" w:sz="1"/>
@@ -1599,27 +1814,27 @@
         </w:tc>
         <w:tc>
           <w:tcPr>
-            <w:tcW w:type="pct" w:w="30%"/>
-            <w:tcBorders>
-              <w:top w:val="single" w:color="DDD0C8" w:sz="1"/>
-              <w:left w:val="single" w:color="DDD0C8" w:sz="1"/>
-              <w:bottom w:val="single" w:color="DDD0C8" w:sz="1"/>
-              <w:right w:val="single" w:color="DDD0C8" w:sz="1"/>
-            </w:tcBorders>
-            <w:shd w:fill="FFFFFF" w:val="clear"/>
-          </w:tcPr>
-          <w:p>
-            <w:pPr>
-              <w:spacing w:after="40" w:before="40" w:line="312"/>
-            </w:pPr>
-            <w:r>
-              <w:rPr>
-                <w:rFonts w:ascii="Times New Roman" w:eastAsia="SimSun"/>
-                <w:color w:val="182030"/>
-                <w:sz w:val="22"/>
-                <w:szCs w:val="22"/>
-              </w:rPr>
-              <w:t xml:space="preserve">Must operate within Aceli-approved enterprise tenant</w:t>
+            <w:tcW w:type="pct" w:w="35%"/>
+            <w:tcBorders>
+              <w:top w:val="single" w:color="DDD0C8" w:sz="1"/>
+              <w:left w:val="single" w:color="DDD0C8" w:sz="1"/>
+              <w:bottom w:val="single" w:color="DDD0C8" w:sz="1"/>
+              <w:right w:val="single" w:color="DDD0C8" w:sz="1"/>
+            </w:tcBorders>
+            <w:shd w:fill="FFFFFF" w:val="clear"/>
+          </w:tcPr>
+          <w:p>
+            <w:pPr>
+              <w:spacing w:after="40" w:before="40" w:line="312"/>
+            </w:pPr>
+            <w:r>
+              <w:rPr>
+                <w:rFonts w:ascii="Times New Roman" w:eastAsia="SimSun"/>
+                <w:color w:val="182030"/>
+                <w:sz w:val="22"/>
+                <w:szCs w:val="22"/>
+              </w:rPr>
+              <w:t xml:space="preserve">Must operate within Aceli-approved enterprise tenant; current LAT tooling resides in Google Sheets and will be migrated to the governed platform</w:t>
             </w:r>
           </w:p>
         </w:tc>
@@ -1650,7 +1865,7 @@
                 <w:sz w:val="22"/>
                 <w:szCs w:val="22"/>
               </w:rPr>
-              <w:t xml:space="preserve">Claude Team/Enterprise</w:t>
+              <w:t xml:space="preserve">Claude Team / Enterprise via Claude for Nonprofits</w:t>
             </w:r>
           </w:p>
         </w:tc>
@@ -1676,13 +1891,13 @@
                 <w:sz w:val="22"/>
                 <w:szCs w:val="22"/>
               </w:rPr>
-              <w:t xml:space="preserve">Governed AI processing</w:t>
-            </w:r>
-          </w:p>
-        </w:tc>
-        <w:tc>
-          <w:tcPr>
-            <w:tcW w:type="pct" w:w="20%"/>
+              <w:t xml:space="preserve">Governed AI processing for transcription, extraction, summarization, and prompt orchestration</w:t>
+            </w:r>
+          </w:p>
+        </w:tc>
+        <w:tc>
+          <w:tcPr>
+            <w:tcW w:type="pct" w:w="15%"/>
             <w:tcBorders>
               <w:top w:val="single" w:color="DDD0C8" w:sz="1"/>
               <w:left w:val="single" w:color="DDD0C8" w:sz="1"/>
@@ -1708,27 +1923,27 @@
         </w:tc>
         <w:tc>
           <w:tcPr>
-            <w:tcW w:type="pct" w:w="30%"/>
-            <w:tcBorders>
-              <w:top w:val="single" w:color="DDD0C8" w:sz="1"/>
-              <w:left w:val="single" w:color="DDD0C8" w:sz="1"/>
-              <w:bottom w:val="single" w:color="DDD0C8" w:sz="1"/>
-              <w:right w:val="single" w:color="DDD0C8" w:sz="1"/>
-            </w:tcBorders>
-            <w:shd w:fill="FFFFFF" w:val="clear"/>
-          </w:tcPr>
-          <w:p>
-            <w:pPr>
-              <w:spacing w:after="40" w:before="40" w:line="312"/>
-            </w:pPr>
-            <w:r>
-              <w:rPr>
-                <w:rFonts w:ascii="Times New Roman" w:eastAsia="SimSun"/>
-                <w:color w:val="182030"/>
-                <w:sz w:val="22"/>
-                <w:szCs w:val="22"/>
-              </w:rPr>
-              <w:t xml:space="preserve">Must operate within Aceli-approved enterprise tenant; no data for model training</w:t>
+            <w:tcW w:type="pct" w:w="35%"/>
+            <w:tcBorders>
+              <w:top w:val="single" w:color="DDD0C8" w:sz="1"/>
+              <w:left w:val="single" w:color="DDD0C8" w:sz="1"/>
+              <w:bottom w:val="single" w:color="DDD0C8" w:sz="1"/>
+              <w:right w:val="single" w:color="DDD0C8" w:sz="1"/>
+            </w:tcBorders>
+            <w:shd w:fill="FFFFFF" w:val="clear"/>
+          </w:tcPr>
+          <w:p>
+            <w:pPr>
+              <w:spacing w:after="40" w:before="40" w:line="312"/>
+            </w:pPr>
+            <w:r>
+              <w:rPr>
+                <w:rFonts w:ascii="Times New Roman" w:eastAsia="SimSun"/>
+                <w:color w:val="182030"/>
+                <w:sz w:val="22"/>
+                <w:szCs w:val="22"/>
+              </w:rPr>
+              <w:t xml:space="preserve">Must operate within Aceli-approved enterprise tenant; production LLM processing involving sensitive programme data must occur within approved enterprise environments; no data used for model training or fine-tuning; ongoing platform licensing costs managed separately from the capped implementation budget; Aceli operates within the Claude for Nonprofits programme</w:t>
             </w:r>
           </w:p>
         </w:tc>
@@ -1792,7 +2007,7 @@
         </w:trPr>
         <w:tc>
           <w:tcPr>
-            <w:tcW w:type="pct" w:w="20%"/>
+            <w:tcW w:type="pct" w:w="18%"/>
             <w:tcBorders>
               <w:top w:val="single" w:color="D4875A" w:sz="1"/>
               <w:left w:val="single" w:color="D4875A" w:sz="1"/>
@@ -1820,7 +2035,7 @@
         </w:tc>
         <w:tc>
           <w:tcPr>
-            <w:tcW w:type="pct" w:w="20%"/>
+            <w:tcW w:type="pct" w:w="22%"/>
             <w:tcBorders>
               <w:top w:val="single" w:color="D4875A" w:sz="1"/>
               <w:left w:val="single" w:color="D4875A" w:sz="1"/>
@@ -1848,7 +2063,7 @@
         </w:tc>
         <w:tc>
           <w:tcPr>
-            <w:tcW w:type="pct" w:w="15%"/>
+            <w:tcW w:type="pct" w:w="12%"/>
             <w:tcBorders>
               <w:top w:val="single" w:color="D4875A" w:sz="1"/>
               <w:left w:val="single" w:color="D4875A" w:sz="1"/>
@@ -1876,7 +2091,7 @@
         </w:tc>
         <w:tc>
           <w:tcPr>
-            <w:tcW w:type="pct" w:w="25%"/>
+            <w:tcW w:type="pct" w:w="28%"/>
             <w:tcBorders>
               <w:top w:val="single" w:color="D4875A" w:sz="1"/>
               <w:left w:val="single" w:color="D4875A" w:sz="1"/>
@@ -1937,7 +2152,7 @@
         </w:trPr>
         <w:tc>
           <w:tcPr>
-            <w:tcW w:type="pct" w:w="20%"/>
+            <w:tcW w:type="pct" w:w="18%"/>
             <w:tcBorders>
               <w:top w:val="single" w:color="DDD0C8" w:sz="1"/>
               <w:left w:val="single" w:color="DDD0C8" w:sz="1"/>
@@ -1963,7 +2178,7 @@
         </w:tc>
         <w:tc>
           <w:tcPr>
-            <w:tcW w:type="pct" w:w="20%"/>
+            <w:tcW w:type="pct" w:w="22%"/>
             <w:tcBorders>
               <w:top w:val="single" w:color="DDD0C8" w:sz="1"/>
               <w:left w:val="single" w:color="DDD0C8" w:sz="1"/>
@@ -1989,7 +2204,7 @@
         </w:tc>
         <w:tc>
           <w:tcPr>
-            <w:tcW w:type="pct" w:w="15%"/>
+            <w:tcW w:type="pct" w:w="12%"/>
             <w:tcBorders>
               <w:top w:val="single" w:color="DDD0C8" w:sz="1"/>
               <w:left w:val="single" w:color="DDD0C8" w:sz="1"/>
@@ -2015,7 +2230,7 @@
         </w:tc>
         <w:tc>
           <w:tcPr>
-            <w:tcW w:type="pct" w:w="25%"/>
+            <w:tcW w:type="pct" w:w="28%"/>
             <w:tcBorders>
               <w:top w:val="single" w:color="DDD0C8" w:sz="1"/>
               <w:left w:val="single" w:color="DDD0C8" w:sz="1"/>
@@ -2072,7 +2287,7 @@
         </w:trPr>
         <w:tc>
           <w:tcPr>
-            <w:tcW w:type="pct" w:w="20%"/>
+            <w:tcW w:type="pct" w:w="18%"/>
             <w:tcBorders>
               <w:top w:val="single" w:color="DDD0C8" w:sz="1"/>
               <w:left w:val="single" w:color="DDD0C8" w:sz="1"/>
@@ -2098,7 +2313,7 @@
         </w:tc>
         <w:tc>
           <w:tcPr>
-            <w:tcW w:type="pct" w:w="20%"/>
+            <w:tcW w:type="pct" w:w="22%"/>
             <w:tcBorders>
               <w:top w:val="single" w:color="DDD0C8" w:sz="1"/>
               <w:left w:val="single" w:color="DDD0C8" w:sz="1"/>
@@ -2124,7 +2339,7 @@
         </w:tc>
         <w:tc>
           <w:tcPr>
-            <w:tcW w:type="pct" w:w="15%"/>
+            <w:tcW w:type="pct" w:w="12%"/>
             <w:tcBorders>
               <w:top w:val="single" w:color="DDD0C8" w:sz="1"/>
               <w:left w:val="single" w:color="DDD0C8" w:sz="1"/>
@@ -2150,7 +2365,7 @@
         </w:tc>
         <w:tc>
           <w:tcPr>
-            <w:tcW w:type="pct" w:w="25%"/>
+            <w:tcW w:type="pct" w:w="28%"/>
             <w:tcBorders>
               <w:top w:val="single" w:color="DDD0C8" w:sz="1"/>
               <w:left w:val="single" w:color="DDD0C8" w:sz="1"/>
@@ -2207,7 +2422,7 @@
         </w:trPr>
         <w:tc>
           <w:tcPr>
-            <w:tcW w:type="pct" w:w="20%"/>
+            <w:tcW w:type="pct" w:w="18%"/>
             <w:tcBorders>
               <w:top w:val="single" w:color="DDD0C8" w:sz="1"/>
               <w:left w:val="single" w:color="DDD0C8" w:sz="1"/>
@@ -2233,7 +2448,7 @@
         </w:tc>
         <w:tc>
           <w:tcPr>
-            <w:tcW w:type="pct" w:w="20%"/>
+            <w:tcW w:type="pct" w:w="22%"/>
             <w:tcBorders>
               <w:top w:val="single" w:color="DDD0C8" w:sz="1"/>
               <w:left w:val="single" w:color="DDD0C8" w:sz="1"/>
@@ -2259,7 +2474,7 @@
         </w:tc>
         <w:tc>
           <w:tcPr>
-            <w:tcW w:type="pct" w:w="15%"/>
+            <w:tcW w:type="pct" w:w="12%"/>
             <w:tcBorders>
               <w:top w:val="single" w:color="DDD0C8" w:sz="1"/>
               <w:left w:val="single" w:color="DDD0C8" w:sz="1"/>
@@ -2285,7 +2500,7 @@
         </w:tc>
         <w:tc>
           <w:tcPr>
-            <w:tcW w:type="pct" w:w="25%"/>
+            <w:tcW w:type="pct" w:w="28%"/>
             <w:tcBorders>
               <w:top w:val="single" w:color="DDD0C8" w:sz="1"/>
               <w:left w:val="single" w:color="DDD0C8" w:sz="1"/>
@@ -2342,7 +2557,7 @@
         </w:trPr>
         <w:tc>
           <w:tcPr>
-            <w:tcW w:type="pct" w:w="20%"/>
+            <w:tcW w:type="pct" w:w="18%"/>
             <w:tcBorders>
               <w:top w:val="single" w:color="DDD0C8" w:sz="1"/>
               <w:left w:val="single" w:color="DDD0C8" w:sz="1"/>
@@ -2368,7 +2583,7 @@
         </w:tc>
         <w:tc>
           <w:tcPr>
-            <w:tcW w:type="pct" w:w="20%"/>
+            <w:tcW w:type="pct" w:w="22%"/>
             <w:tcBorders>
               <w:top w:val="single" w:color="DDD0C8" w:sz="1"/>
               <w:left w:val="single" w:color="DDD0C8" w:sz="1"/>
@@ -2394,7 +2609,7 @@
         </w:tc>
         <w:tc>
           <w:tcPr>
-            <w:tcW w:type="pct" w:w="15%"/>
+            <w:tcW w:type="pct" w:w="12%"/>
             <w:tcBorders>
               <w:top w:val="single" w:color="DDD0C8" w:sz="1"/>
               <w:left w:val="single" w:color="DDD0C8" w:sz="1"/>
@@ -2420,7 +2635,7 @@
         </w:tc>
         <w:tc>
           <w:tcPr>
-            <w:tcW w:type="pct" w:w="25%"/>
+            <w:tcW w:type="pct" w:w="28%"/>
             <w:tcBorders>
               <w:top w:val="single" w:color="DDD0C8" w:sz="1"/>
               <w:left w:val="single" w:color="DDD0C8" w:sz="1"/>
@@ -2477,7 +2692,7 @@
         </w:trPr>
         <w:tc>
           <w:tcPr>
-            <w:tcW w:type="pct" w:w="20%"/>
+            <w:tcW w:type="pct" w:w="18%"/>
             <w:tcBorders>
               <w:top w:val="single" w:color="DDD0C8" w:sz="1"/>
               <w:left w:val="single" w:color="DDD0C8" w:sz="1"/>
@@ -2503,7 +2718,7 @@
         </w:tc>
         <w:tc>
           <w:tcPr>
-            <w:tcW w:type="pct" w:w="20%"/>
+            <w:tcW w:type="pct" w:w="22%"/>
             <w:tcBorders>
               <w:top w:val="single" w:color="DDD0C8" w:sz="1"/>
               <w:left w:val="single" w:color="DDD0C8" w:sz="1"/>
@@ -2529,7 +2744,7 @@
         </w:tc>
         <w:tc>
           <w:tcPr>
-            <w:tcW w:type="pct" w:w="15%"/>
+            <w:tcW w:type="pct" w:w="12%"/>
             <w:tcBorders>
               <w:top w:val="single" w:color="DDD0C8" w:sz="1"/>
               <w:left w:val="single" w:color="DDD0C8" w:sz="1"/>
@@ -2555,7 +2770,7 @@
         </w:tc>
         <w:tc>
           <w:tcPr>
-            <w:tcW w:type="pct" w:w="25%"/>
+            <w:tcW w:type="pct" w:w="28%"/>
             <w:tcBorders>
               <w:top w:val="single" w:color="DDD0C8" w:sz="1"/>
               <w:left w:val="single" w:color="DDD0C8" w:sz="1"/>
@@ -2612,7 +2827,7 @@
         </w:trPr>
         <w:tc>
           <w:tcPr>
-            <w:tcW w:type="pct" w:w="20%"/>
+            <w:tcW w:type="pct" w:w="18%"/>
             <w:tcBorders>
               <w:top w:val="single" w:color="DDD0C8" w:sz="1"/>
               <w:left w:val="single" w:color="DDD0C8" w:sz="1"/>
@@ -2638,33 +2853,33 @@
         </w:tc>
         <w:tc>
           <w:tcPr>
-            <w:tcW w:type="pct" w:w="20%"/>
-            <w:tcBorders>
-              <w:top w:val="single" w:color="DDD0C8" w:sz="1"/>
-              <w:left w:val="single" w:color="DDD0C8" w:sz="1"/>
-              <w:bottom w:val="single" w:color="DDD0C8" w:sz="1"/>
-              <w:right w:val="single" w:color="DDD0C8" w:sz="1"/>
-            </w:tcBorders>
-            <w:shd w:fill="FFFFFF" w:val="clear"/>
-          </w:tcPr>
-          <w:p>
-            <w:pPr>
-              <w:spacing w:after="40" w:before="40" w:line="312"/>
-            </w:pPr>
-            <w:r>
-              <w:rPr>
-                <w:rFonts w:ascii="Times New Roman" w:eastAsia="SimSun"/>
-                <w:color w:val="182030"/>
-                <w:sz w:val="22"/>
-                <w:szCs w:val="22"/>
-              </w:rPr>
-              <w:t xml:space="preserve">Speech-to-text service</w:t>
-            </w:r>
-          </w:p>
-        </w:tc>
-        <w:tc>
-          <w:tcPr>
-            <w:tcW w:type="pct" w:w="15%"/>
+            <w:tcW w:type="pct" w:w="22%"/>
+            <w:tcBorders>
+              <w:top w:val="single" w:color="DDD0C8" w:sz="1"/>
+              <w:left w:val="single" w:color="DDD0C8" w:sz="1"/>
+              <w:bottom w:val="single" w:color="DDD0C8" w:sz="1"/>
+              <w:right w:val="single" w:color="DDD0C8" w:sz="1"/>
+            </w:tcBorders>
+            <w:shd w:fill="FFFFFF" w:val="clear"/>
+          </w:tcPr>
+          <w:p>
+            <w:pPr>
+              <w:spacing w:after="40" w:before="40" w:line="312"/>
+            </w:pPr>
+            <w:r>
+              <w:rPr>
+                <w:rFonts w:ascii="Times New Roman" w:eastAsia="SimSun"/>
+                <w:color w:val="182030"/>
+                <w:sz w:val="22"/>
+                <w:szCs w:val="22"/>
+              </w:rPr>
+              <w:t xml:space="preserve">Speech-to-text with regional accent and limited multilingual support</w:t>
+            </w:r>
+          </w:p>
+        </w:tc>
+        <w:tc>
+          <w:tcPr>
+            <w:tcW w:type="pct" w:w="12%"/>
             <w:tcBorders>
               <w:top w:val="single" w:color="DDD0C8" w:sz="1"/>
               <w:left w:val="single" w:color="DDD0C8" w:sz="1"/>
@@ -2690,7 +2905,7 @@
         </w:tc>
         <w:tc>
           <w:tcPr>
-            <w:tcW w:type="pct" w:w="25%"/>
+            <w:tcW w:type="pct" w:w="28%"/>
             <w:tcBorders>
               <w:top w:val="single" w:color="DDD0C8" w:sz="1"/>
               <w:left w:val="single" w:color="DDD0C8" w:sz="1"/>
@@ -2747,7 +2962,7 @@
         </w:trPr>
         <w:tc>
           <w:tcPr>
-            <w:tcW w:type="pct" w:w="20%"/>
+            <w:tcW w:type="pct" w:w="18%"/>
             <w:tcBorders>
               <w:top w:val="single" w:color="DDD0C8" w:sz="1"/>
               <w:left w:val="single" w:color="DDD0C8" w:sz="1"/>
@@ -2773,7 +2988,7 @@
         </w:tc>
         <w:tc>
           <w:tcPr>
-            <w:tcW w:type="pct" w:w="20%"/>
+            <w:tcW w:type="pct" w:w="22%"/>
             <w:tcBorders>
               <w:top w:val="single" w:color="DDD0C8" w:sz="1"/>
               <w:left w:val="single" w:color="DDD0C8" w:sz="1"/>
@@ -2799,7 +3014,7 @@
         </w:tc>
         <w:tc>
           <w:tcPr>
-            <w:tcW w:type="pct" w:w="15%"/>
+            <w:tcW w:type="pct" w:w="12%"/>
             <w:tcBorders>
               <w:top w:val="single" w:color="DDD0C8" w:sz="1"/>
               <w:left w:val="single" w:color="DDD0C8" w:sz="1"/>
@@ -2825,7 +3040,7 @@
         </w:tc>
         <w:tc>
           <w:tcPr>
-            <w:tcW w:type="pct" w:w="25%"/>
+            <w:tcW w:type="pct" w:w="28%"/>
             <w:tcBorders>
               <w:top w:val="single" w:color="DDD0C8" w:sz="1"/>
               <w:left w:val="single" w:color="DDD0C8" w:sz="1"/>
@@ -2882,7 +3097,7 @@
         </w:trPr>
         <w:tc>
           <w:tcPr>
-            <w:tcW w:type="pct" w:w="20%"/>
+            <w:tcW w:type="pct" w:w="18%"/>
             <w:tcBorders>
               <w:top w:val="single" w:color="DDD0C8" w:sz="1"/>
               <w:left w:val="single" w:color="DDD0C8" w:sz="1"/>
@@ -2908,7 +3123,7 @@
         </w:tc>
         <w:tc>
           <w:tcPr>
-            <w:tcW w:type="pct" w:w="20%"/>
+            <w:tcW w:type="pct" w:w="22%"/>
             <w:tcBorders>
               <w:top w:val="single" w:color="DDD0C8" w:sz="1"/>
               <w:left w:val="single" w:color="DDD0C8" w:sz="1"/>
@@ -2934,7 +3149,7 @@
         </w:tc>
         <w:tc>
           <w:tcPr>
-            <w:tcW w:type="pct" w:w="15%"/>
+            <w:tcW w:type="pct" w:w="12%"/>
             <w:tcBorders>
               <w:top w:val="single" w:color="DDD0C8" w:sz="1"/>
               <w:left w:val="single" w:color="DDD0C8" w:sz="1"/>
@@ -2960,7 +3175,7 @@
         </w:tc>
         <w:tc>
           <w:tcPr>
-            <w:tcW w:type="pct" w:w="25%"/>
+            <w:tcW w:type="pct" w:w="28%"/>
             <w:tcBorders>
               <w:top w:val="single" w:color="DDD0C8" w:sz="1"/>
               <w:left w:val="single" w:color="DDD0C8" w:sz="1"/>
@@ -3141,7 +3356,7 @@
           <w:sz w:val="24"/>
           <w:szCs w:val="24"/>
         </w:rPr>
-        <w:t xml:space="preserve">Does the component use input data for model training or fine-tuning? Can training be explicitly opted out?</w:t>
+        <w:t xml:space="preserve">Does the component use input data for model training or fine-tuning? Can training be explicitly opted out? This is especially critical for AI transcription services that process field conversations containing lender-sensitive information.</w:t>
       </w:r>
     </w:p>
     <w:p>
@@ -3311,8 +3526,8 @@
     </w:p>
     <w:p>
       <w:pPr>
-        <w:pStyle w:val="Heading1"/>
-        <w:spacing w:after="120" w:before="360" w:line="312"/>
+        <w:pStyle w:val="Heading2"/>
+        <w:spacing w:after="120" w:before="240" w:line="312"/>
       </w:pPr>
       <w:bookmarkStart w:id="100012" w:name="_Toc100012"/>
       <w:r>
@@ -3322,7 +3537,7 @@
           <w:bCs/>
           <w:color w:val="182030"/>
         </w:rPr>
-        <w:t xml:space="preserve">5. Tenant Approval Process</w:t>
+        <w:t xml:space="preserve">4.9 Budget Separation</w:t>
       </w:r>
       <w:bookmarkEnd w:id="100012"/>
     </w:p>
@@ -3339,13 +3554,13 @@
           <w:sz w:val="24"/>
           <w:szCs w:val="24"/>
         </w:rPr>
-        <w:t xml:space="preserve">The following seven-step process governs the approval of all components for use in the Aceli LAT production build. No component may enter the production pipeline without completing this process.</w:t>
-      </w:r>
-    </w:p>
-    <w:p>
-      <w:pPr>
-        <w:pStyle w:val="Heading2"/>
-        <w:spacing w:after="120" w:before="240" w:line="312"/>
+        <w:t xml:space="preserve">Are ongoing licensing costs clearly identified and separable from the implementation budget? Per Aceli consortium clarification, platform licensing costs are managed separately from the capped implementation budget.</w:t>
+      </w:r>
+    </w:p>
+    <w:p>
+      <w:pPr>
+        <w:pStyle w:val="Heading1"/>
+        <w:spacing w:after="120" w:before="360" w:line="312"/>
       </w:pPr>
       <w:bookmarkStart w:id="100013" w:name="_Toc100013"/>
       <w:r>
@@ -3355,7 +3570,7 @@
           <w:bCs/>
           <w:color w:val="182030"/>
         </w:rPr>
-        <w:t xml:space="preserve">5.1 Step 1: Component Identification</w:t>
+        <w:t xml:space="preserve">5. Tenant Approval Process</w:t>
       </w:r>
       <w:bookmarkEnd w:id="100013"/>
     </w:p>
@@ -3372,7 +3587,7 @@
           <w:sz w:val="24"/>
           <w:szCs w:val="24"/>
         </w:rPr>
-        <w:t xml:space="preserve">Requesting agent identifies the component, version, and intended use.</w:t>
+        <w:t xml:space="preserve">The following seven-step process governs the approval of all components for use in the Aceli LAT production build. No component may enter the production pipeline without completing this process.</w:t>
       </w:r>
     </w:p>
     <w:p>
@@ -3388,7 +3603,7 @@
           <w:bCs/>
           <w:color w:val="182030"/>
         </w:rPr>
-        <w:t xml:space="preserve">5.2 Step 2: Security Review Submission</w:t>
+        <w:t xml:space="preserve">5.1 Step 1: Component Identification</w:t>
       </w:r>
       <w:bookmarkEnd w:id="100014"/>
     </w:p>
@@ -3405,7 +3620,7 @@
           <w:sz w:val="24"/>
           <w:szCs w:val="24"/>
         </w:rPr>
-        <w:t xml:space="preserve">DevSecOps Agent completes the security review checklist for the component.</w:t>
+        <w:t xml:space="preserve">Requesting agent identifies the component, version, and intended use; includes identification of any licensing costs separate from implementation budget.</w:t>
       </w:r>
     </w:p>
     <w:p>
@@ -3421,7 +3636,7 @@
           <w:bCs/>
           <w:color w:val="182030"/>
         </w:rPr>
-        <w:t xml:space="preserve">5.3 Step 3: Red Team Assessment</w:t>
+        <w:t xml:space="preserve">5.2 Step 2: Security Review Submission</w:t>
       </w:r>
       <w:bookmarkEnd w:id="100015"/>
     </w:p>
@@ -3438,7 +3653,7 @@
           <w:sz w:val="24"/>
           <w:szCs w:val="24"/>
         </w:rPr>
-        <w:t xml:space="preserve">Red Team/Compliance Agent conducts independent security assessment.</w:t>
+        <w:t xml:space="preserve">DevSecOps Agent completes the security review checklist for the component; includes budget impact classification.</w:t>
       </w:r>
     </w:p>
     <w:p>
@@ -3454,7 +3669,7 @@
           <w:bCs/>
           <w:color w:val="182030"/>
         </w:rPr>
-        <w:t xml:space="preserve">5.4 Step 4: Architecture Review</w:t>
+        <w:t xml:space="preserve">5.3 Step 3: Red Team Assessment</w:t>
       </w:r>
       <w:bookmarkEnd w:id="100016"/>
     </w:p>
@@ -3471,7 +3686,7 @@
           <w:sz w:val="24"/>
           <w:szCs w:val="24"/>
         </w:rPr>
-        <w:t xml:space="preserve">Solution Architect evaluates integration impact and compatibility.</w:t>
+        <w:t xml:space="preserve">Red Team/Compliance Agent conducts independent security assessment; includes data governance review for AI components processing sensitive programme data.</w:t>
       </w:r>
     </w:p>
     <w:p>
@@ -3487,7 +3702,7 @@
           <w:bCs/>
           <w:color w:val="182030"/>
         </w:rPr>
-        <w:t xml:space="preserve">5.5 Step 5: Approval Decision</w:t>
+        <w:t xml:space="preserve">5.4 Step 4: Architecture Review</w:t>
       </w:r>
       <w:bookmarkEnd w:id="100017"/>
     </w:p>
@@ -3504,7 +3719,7 @@
           <w:sz w:val="24"/>
           <w:szCs w:val="24"/>
         </w:rPr>
-        <w:t xml:space="preserve">DevSecOps + Red Team + Architect jointly approve or reject; rejection requires rationale and alternative recommendation.</w:t>
+        <w:t xml:space="preserve">Solution Architect evaluates integration impact and compatibility; includes Aceli Salesforce team collaboration for Salesforce-related components.</w:t>
       </w:r>
     </w:p>
     <w:p>
@@ -3520,7 +3735,7 @@
           <w:bCs/>
           <w:color w:val="182030"/>
         </w:rPr>
-        <w:t xml:space="preserve">5.6 Step 6: Approved List Update</w:t>
+        <w:t xml:space="preserve">5.5 Step 5: Approval Decision</w:t>
       </w:r>
       <w:bookmarkEnd w:id="100018"/>
     </w:p>
@@ -3537,7 +3752,7 @@
           <w:sz w:val="24"/>
           <w:szCs w:val="24"/>
         </w:rPr>
-        <w:t xml:space="preserve">Approved component is added to the approved list with version, conditions, and review date.</w:t>
+        <w:t xml:space="preserve">DevSecOps + Red Team + Architect jointly approve or reject; rejection requires rationale and alternative recommendation; budget implications documented for Aceli review.</w:t>
       </w:r>
     </w:p>
     <w:p>
@@ -3553,7 +3768,7 @@
           <w:bCs/>
           <w:color w:val="182030"/>
         </w:rPr>
-        <w:t xml:space="preserve">5.7 Step 7: Ongoing Monitoring</w:t>
+        <w:t xml:space="preserve">5.6 Step 6: Approved List Update</w:t>
       </w:r>
       <w:bookmarkEnd w:id="100019"/>
     </w:p>
@@ -3570,13 +3785,13 @@
           <w:sz w:val="24"/>
           <w:szCs w:val="24"/>
         </w:rPr>
-        <w:t xml:space="preserve">Approved components are reviewed at phase transitions and on vulnerability disclosure.</w:t>
-      </w:r>
-    </w:p>
-    <w:p>
-      <w:pPr>
-        <w:pStyle w:val="Heading1"/>
-        <w:spacing w:after="120" w:before="360" w:line="312"/>
+        <w:t xml:space="preserve">Approved component is added to the approved list with version, conditions, review date, and licensing cost classification.</w:t>
+      </w:r>
+    </w:p>
+    <w:p>
+      <w:pPr>
+        <w:pStyle w:val="Heading2"/>
+        <w:spacing w:after="120" w:before="240" w:line="312"/>
       </w:pPr>
       <w:bookmarkStart w:id="100020" w:name="_Toc100020"/>
       <w:r>
@@ -3586,9 +3801,42 @@
           <w:bCs/>
           <w:color w:val="182030"/>
         </w:rPr>
+        <w:t xml:space="preserve">5.7 Step 7: Ongoing Monitoring</w:t>
+      </w:r>
+      <w:bookmarkEnd w:id="100020"/>
+    </w:p>
+    <w:p>
+      <w:pPr>
+        <w:spacing w:after="80" w:line="312"/>
+        <w:ind w:firstLine="480"/>
+        <w:jc w:val="both"/>
+      </w:pPr>
+      <w:r>
+        <w:rPr>
+          <w:rFonts w:ascii="Times New Roman" w:eastAsia="SimSun"/>
+          <w:color w:val="182030"/>
+          <w:sz w:val="24"/>
+          <w:szCs w:val="24"/>
+        </w:rPr>
+        <w:t xml:space="preserve">Approved components are reviewed at phase transitions and on vulnerability disclosure; licensing costs reviewed at phase gates.</w:t>
+      </w:r>
+    </w:p>
+    <w:p>
+      <w:pPr>
+        <w:pStyle w:val="Heading1"/>
+        <w:spacing w:after="120" w:before="360" w:line="312"/>
+      </w:pPr>
+      <w:bookmarkStart w:id="100021" w:name="_Toc100021"/>
+      <w:r>
+        <w:rPr>
+          <w:rFonts w:ascii="Times New Roman" w:eastAsia="SimHei"/>
+          <w:b/>
+          <w:bCs/>
+          <w:color w:val="182030"/>
+        </w:rPr>
         <w:t xml:space="preserve">6. Prohibited Components and Patterns</w:t>
       </w:r>
-      <w:bookmarkEnd w:id="100020"/>
+      <w:bookmarkEnd w:id="100021"/>
     </w:p>
     <w:p>
       <w:pPr>
@@ -3760,10 +4008,29 @@
     </w:p>
     <w:p>
       <w:pPr>
+        <w:pStyle w:val="ListParagraph"/>
+        <w:numPr>
+          <w:ilvl w:val="0"/>
+          <w:numId w:val="1"/>
+        </w:numPr>
+        <w:spacing w:after="40" w:line="312"/>
+      </w:pPr>
+      <w:r>
+        <w:rPr>
+          <w:rFonts w:ascii="Times New Roman" w:eastAsia="SimSun"/>
+          <w:color w:val="182030"/>
+          <w:sz w:val="24"/>
+          <w:szCs w:val="24"/>
+        </w:rPr>
+        <w:t xml:space="preserve">Any component that uses Aceli lender-level or borrower-level data for model training or fine-tuning regardless of the vendor or platform</w:t>
+      </w:r>
+    </w:p>
+    <w:p>
+      <w:pPr>
         <w:pStyle w:val="Heading1"/>
         <w:spacing w:after="120" w:before="360" w:line="312"/>
       </w:pPr>
-      <w:bookmarkStart w:id="100021" w:name="_Toc100021"/>
+      <w:bookmarkStart w:id="100022" w:name="_Toc100022"/>
       <w:r>
         <w:rPr>
           <w:rFonts w:ascii="Times New Roman" w:eastAsia="SimHei"/>
@@ -3773,7 +4040,7 @@
         </w:rPr>
         <w:t xml:space="preserve">7. Compliance Validation Schedule</w:t>
       </w:r>
-      <w:bookmarkEnd w:id="100021"/>
+      <w:bookmarkEnd w:id="100022"/>
     </w:p>
     <w:p>
       <w:pPr>
@@ -3814,7 +4081,7 @@
         </w:trPr>
         <w:tc>
           <w:tcPr>
-            <w:tcW w:type="pct" w:w="20%"/>
+            <w:tcW w:type="pct" w:w="18%"/>
             <w:tcBorders>
               <w:top w:val="single" w:color="D4875A" w:sz="1"/>
               <w:left w:val="single" w:color="D4875A" w:sz="1"/>
@@ -3842,7 +4109,7 @@
         </w:tc>
         <w:tc>
           <w:tcPr>
-            <w:tcW w:type="pct" w:w="45%"/>
+            <w:tcW w:type="pct" w:w="50%"/>
             <w:tcBorders>
               <w:top w:val="single" w:color="D4875A" w:sz="1"/>
               <w:left w:val="single" w:color="D4875A" w:sz="1"/>
@@ -3870,7 +4137,7 @@
         </w:tc>
         <w:tc>
           <w:tcPr>
-            <w:tcW w:type="pct" w:w="35%"/>
+            <w:tcW w:type="pct" w:w="32%"/>
             <w:tcBorders>
               <w:top w:val="single" w:color="D4875A" w:sz="1"/>
               <w:left w:val="single" w:color="D4875A" w:sz="1"/>
@@ -3903,7 +4170,7 @@
         </w:trPr>
         <w:tc>
           <w:tcPr>
-            <w:tcW w:type="pct" w:w="20%"/>
+            <w:tcW w:type="pct" w:w="18%"/>
             <w:tcBorders>
               <w:top w:val="single" w:color="DDD0C8" w:sz="1"/>
               <w:left w:val="single" w:color="DDD0C8" w:sz="1"/>
@@ -3929,33 +4196,33 @@
         </w:tc>
         <w:tc>
           <w:tcPr>
-            <w:tcW w:type="pct" w:w="45%"/>
-            <w:tcBorders>
-              <w:top w:val="single" w:color="DDD0C8" w:sz="1"/>
-              <w:left w:val="single" w:color="DDD0C8" w:sz="1"/>
-              <w:bottom w:val="single" w:color="DDD0C8" w:sz="1"/>
-              <w:right w:val="single" w:color="DDD0C8" w:sz="1"/>
-            </w:tcBorders>
-            <w:shd w:fill="FFFFFF" w:val="clear"/>
-          </w:tcPr>
-          <w:p>
-            <w:pPr>
-              <w:spacing w:after="40" w:before="40" w:line="312"/>
-            </w:pPr>
-            <w:r>
-              <w:rPr>
-                <w:rFonts w:ascii="Times New Roman" w:eastAsia="SimSun"/>
-                <w:color w:val="182030"/>
-                <w:sz w:val="22"/>
-                <w:szCs w:val="22"/>
-              </w:rPr>
-              <w:t xml:space="preserve">Initial approved list published; all mandatory platforms confirmed</w:t>
-            </w:r>
-          </w:p>
-        </w:tc>
-        <w:tc>
-          <w:tcPr>
-            <w:tcW w:type="pct" w:w="35%"/>
+            <w:tcW w:type="pct" w:w="50%"/>
+            <w:tcBorders>
+              <w:top w:val="single" w:color="DDD0C8" w:sz="1"/>
+              <w:left w:val="single" w:color="DDD0C8" w:sz="1"/>
+              <w:bottom w:val="single" w:color="DDD0C8" w:sz="1"/>
+              <w:right w:val="single" w:color="DDD0C8" w:sz="1"/>
+            </w:tcBorders>
+            <w:shd w:fill="FFFFFF" w:val="clear"/>
+          </w:tcPr>
+          <w:p>
+            <w:pPr>
+              <w:spacing w:after="40" w:before="40" w:line="312"/>
+            </w:pPr>
+            <w:r>
+              <w:rPr>
+                <w:rFonts w:ascii="Times New Roman" w:eastAsia="SimSun"/>
+                <w:color w:val="182030"/>
+                <w:sz w:val="22"/>
+                <w:szCs w:val="22"/>
+              </w:rPr>
+              <w:t xml:space="preserve">Initial approved list published; all mandatory platforms confirmed including Claude for Nonprofits; Salesforce Enterprise Edition and sandbox availability confirmed</w:t>
+            </w:r>
+          </w:p>
+        </w:tc>
+        <w:tc>
+          <w:tcPr>
+            <w:tcW w:type="pct" w:w="32%"/>
             <w:tcBorders>
               <w:top w:val="single" w:color="DDD0C8" w:sz="1"/>
               <w:left w:val="single" w:color="DDD0C8" w:sz="1"/>
@@ -3986,7 +4253,7 @@
         </w:trPr>
         <w:tc>
           <w:tcPr>
-            <w:tcW w:type="pct" w:w="20%"/>
+            <w:tcW w:type="pct" w:w="18%"/>
             <w:tcBorders>
               <w:top w:val="single" w:color="DDD0C8" w:sz="1"/>
               <w:left w:val="single" w:color="DDD0C8" w:sz="1"/>
@@ -4012,33 +4279,33 @@
         </w:tc>
         <w:tc>
           <w:tcPr>
-            <w:tcW w:type="pct" w:w="45%"/>
-            <w:tcBorders>
-              <w:top w:val="single" w:color="DDD0C8" w:sz="1"/>
-              <w:left w:val="single" w:color="DDD0C8" w:sz="1"/>
-              <w:bottom w:val="single" w:color="DDD0C8" w:sz="1"/>
-              <w:right w:val="single" w:color="DDD0C8" w:sz="1"/>
-            </w:tcBorders>
-            <w:shd w:fill="FFFFFF" w:val="clear"/>
-          </w:tcPr>
-          <w:p>
-            <w:pPr>
-              <w:spacing w:after="40" w:before="40" w:line="312"/>
-            </w:pPr>
-            <w:r>
-              <w:rPr>
-                <w:rFonts w:ascii="Times New Roman" w:eastAsia="SimSun"/>
-                <w:color w:val="182030"/>
-                <w:sz w:val="22"/>
-                <w:szCs w:val="22"/>
-              </w:rPr>
-              <w:t xml:space="preserve">New component additions reviewed and approved before use</w:t>
-            </w:r>
-          </w:p>
-        </w:tc>
-        <w:tc>
-          <w:tcPr>
-            <w:tcW w:type="pct" w:w="35%"/>
+            <w:tcW w:type="pct" w:w="50%"/>
+            <w:tcBorders>
+              <w:top w:val="single" w:color="DDD0C8" w:sz="1"/>
+              <w:left w:val="single" w:color="DDD0C8" w:sz="1"/>
+              <w:bottom w:val="single" w:color="DDD0C8" w:sz="1"/>
+              <w:right w:val="single" w:color="DDD0C8" w:sz="1"/>
+            </w:tcBorders>
+            <w:shd w:fill="FFFFFF" w:val="clear"/>
+          </w:tcPr>
+          <w:p>
+            <w:pPr>
+              <w:spacing w:after="40" w:before="40" w:line="312"/>
+            </w:pPr>
+            <w:r>
+              <w:rPr>
+                <w:rFonts w:ascii="Times New Roman" w:eastAsia="SimSun"/>
+                <w:color w:val="182030"/>
+                <w:sz w:val="22"/>
+                <w:szCs w:val="22"/>
+              </w:rPr>
+              <w:t xml:space="preserve">New component additions reviewed and approved before use; licensing cost implications assessed</w:t>
+            </w:r>
+          </w:p>
+        </w:tc>
+        <w:tc>
+          <w:tcPr>
+            <w:tcW w:type="pct" w:w="32%"/>
             <w:tcBorders>
               <w:top w:val="single" w:color="DDD0C8" w:sz="1"/>
               <w:left w:val="single" w:color="DDD0C8" w:sz="1"/>
@@ -4069,7 +4336,7 @@
         </w:trPr>
         <w:tc>
           <w:tcPr>
-            <w:tcW w:type="pct" w:w="20%"/>
+            <w:tcW w:type="pct" w:w="18%"/>
             <w:tcBorders>
               <w:top w:val="single" w:color="DDD0C8" w:sz="1"/>
               <w:left w:val="single" w:color="DDD0C8" w:sz="1"/>
@@ -4095,33 +4362,33 @@
         </w:tc>
         <w:tc>
           <w:tcPr>
-            <w:tcW w:type="pct" w:w="45%"/>
-            <w:tcBorders>
-              <w:top w:val="single" w:color="DDD0C8" w:sz="1"/>
-              <w:left w:val="single" w:color="DDD0C8" w:sz="1"/>
-              <w:bottom w:val="single" w:color="DDD0C8" w:sz="1"/>
-              <w:right w:val="single" w:color="DDD0C8" w:sz="1"/>
-            </w:tcBorders>
-            <w:shd w:fill="FFFFFF" w:val="clear"/>
-          </w:tcPr>
-          <w:p>
-            <w:pPr>
-              <w:spacing w:after="40" w:before="40" w:line="312"/>
-            </w:pPr>
-            <w:r>
-              <w:rPr>
-                <w:rFonts w:ascii="Times New Roman" w:eastAsia="SimSun"/>
-                <w:color w:val="182030"/>
-                <w:sz w:val="22"/>
-                <w:szCs w:val="22"/>
-              </w:rPr>
-              <w:t xml:space="preserve">Full compliance review of all approved components; vulnerability assessment</w:t>
-            </w:r>
-          </w:p>
-        </w:tc>
-        <w:tc>
-          <w:tcPr>
-            <w:tcW w:type="pct" w:w="35%"/>
+            <w:tcW w:type="pct" w:w="50%"/>
+            <w:tcBorders>
+              <w:top w:val="single" w:color="DDD0C8" w:sz="1"/>
+              <w:left w:val="single" w:color="DDD0C8" w:sz="1"/>
+              <w:bottom w:val="single" w:color="DDD0C8" w:sz="1"/>
+              <w:right w:val="single" w:color="DDD0C8" w:sz="1"/>
+            </w:tcBorders>
+            <w:shd w:fill="FFFFFF" w:val="clear"/>
+          </w:tcPr>
+          <w:p>
+            <w:pPr>
+              <w:spacing w:after="40" w:before="40" w:line="312"/>
+            </w:pPr>
+            <w:r>
+              <w:rPr>
+                <w:rFonts w:ascii="Times New Roman" w:eastAsia="SimSun"/>
+                <w:color w:val="182030"/>
+                <w:sz w:val="22"/>
+                <w:szCs w:val="22"/>
+              </w:rPr>
+              <w:t xml:space="preserve">Full compliance review of all approved components; vulnerability assessment; licensing cost review</w:t>
+            </w:r>
+          </w:p>
+        </w:tc>
+        <w:tc>
+          <w:tcPr>
+            <w:tcW w:type="pct" w:w="32%"/>
             <w:tcBorders>
               <w:top w:val="single" w:color="DDD0C8" w:sz="1"/>
               <w:left w:val="single" w:color="DDD0C8" w:sz="1"/>
@@ -4152,7 +4419,7 @@
         </w:trPr>
         <w:tc>
           <w:tcPr>
-            <w:tcW w:type="pct" w:w="20%"/>
+            <w:tcW w:type="pct" w:w="18%"/>
             <w:tcBorders>
               <w:top w:val="single" w:color="DDD0C8" w:sz="1"/>
               <w:left w:val="single" w:color="DDD0C8" w:sz="1"/>
@@ -4178,7 +4445,7 @@
         </w:tc>
         <w:tc>
           <w:tcPr>
-            <w:tcW w:type="pct" w:w="45%"/>
+            <w:tcW w:type="pct" w:w="50%"/>
             <w:tcBorders>
               <w:top w:val="single" w:color="DDD0C8" w:sz="1"/>
               <w:left w:val="single" w:color="DDD0C8" w:sz="1"/>
@@ -4204,7 +4471,7 @@
         </w:tc>
         <w:tc>
           <w:tcPr>
-            <w:tcW w:type="pct" w:w="35%"/>
+            <w:tcW w:type="pct" w:w="32%"/>
             <w:tcBorders>
               <w:top w:val="single" w:color="DDD0C8" w:sz="1"/>
               <w:left w:val="single" w:color="DDD0C8" w:sz="1"/>
@@ -4230,6 +4497,171 @@
         </w:tc>
       </w:tr>
     </w:tbl>
+    <w:p>
+      <w:pPr>
+        <w:pStyle w:val="Heading1"/>
+        <w:spacing w:after="120" w:before="360" w:line="312"/>
+      </w:pPr>
+      <w:bookmarkStart w:id="100023" w:name="_Toc100023"/>
+      <w:r>
+        <w:rPr>
+          <w:rFonts w:ascii="Times New Roman" w:eastAsia="SimHei"/>
+          <w:b/>
+          <w:bCs/>
+          <w:color w:val="182030"/>
+        </w:rPr>
+        <w:t xml:space="preserve">8. Consortium Clarification Impacts</w:t>
+      </w:r>
+      <w:bookmarkEnd w:id="100023"/>
+    </w:p>
+    <w:p>
+      <w:pPr>
+        <w:spacing w:after="80" w:line="312"/>
+        <w:ind w:firstLine="480"/>
+        <w:jc w:val="both"/>
+      </w:pPr>
+      <w:r>
+        <w:rPr>
+          <w:rFonts w:ascii="Times New Roman" w:eastAsia="SimSun"/>
+          <w:color w:val="182030"/>
+          <w:sz w:val="24"/>
+          <w:szCs w:val="24"/>
+        </w:rPr>
+        <w:t xml:space="preserve">This section documents the specific impacts of the Aceli consortium clarifications on the security and tenant approval process. Each clarification has been evaluated for its effect on the checklist requirements and operational procedures.</w:t>
+      </w:r>
+    </w:p>
+    <w:p>
+      <w:pPr>
+        <w:pStyle w:val="Heading2"/>
+        <w:spacing w:after="120" w:before="240" w:line="312"/>
+      </w:pPr>
+      <w:bookmarkStart w:id="100024" w:name="_Toc100024"/>
+      <w:r>
+        <w:rPr>
+          <w:rFonts w:ascii="Times New Roman" w:eastAsia="SimHei"/>
+          <w:b/>
+          <w:bCs/>
+          <w:color w:val="182030"/>
+        </w:rPr>
+        <w:t xml:space="preserve">8.1 Claude for Nonprofits Confirmation (Consortium Clarification 7)</w:t>
+      </w:r>
+      <w:bookmarkEnd w:id="100024"/>
+    </w:p>
+    <w:p>
+      <w:pPr>
+        <w:spacing w:after="80" w:line="312"/>
+        <w:ind w:firstLine="480"/>
+        <w:jc w:val="both"/>
+      </w:pPr>
+      <w:r>
+        <w:rPr>
+          <w:rFonts w:ascii="Times New Roman" w:eastAsia="SimSun"/>
+          <w:color w:val="182030"/>
+          <w:sz w:val="24"/>
+          <w:szCs w:val="24"/>
+        </w:rPr>
+        <w:t xml:space="preserve">Claude Team/Enterprise is confirmed as the pre-approved AI platform; licensing costs are separate from implementation budget; production LLM processing must occur in approved enterprise environments.</w:t>
+      </w:r>
+    </w:p>
+    <w:p>
+      <w:pPr>
+        <w:pStyle w:val="Heading2"/>
+        <w:spacing w:after="120" w:before="240" w:line="312"/>
+      </w:pPr>
+      <w:bookmarkStart w:id="100025" w:name="_Toc100025"/>
+      <w:r>
+        <w:rPr>
+          <w:rFonts w:ascii="Times New Roman" w:eastAsia="SimHei"/>
+          <w:b/>
+          <w:bCs/>
+          <w:color w:val="182030"/>
+        </w:rPr>
+        <w:t xml:space="preserve">8.2 Salesforce Enterprise Edition Details (Consortium Clarification 2)</w:t>
+      </w:r>
+      <w:bookmarkEnd w:id="100025"/>
+    </w:p>
+    <w:p>
+      <w:pPr>
+        <w:spacing w:after="80" w:line="312"/>
+        <w:ind w:firstLine="480"/>
+        <w:jc w:val="both"/>
+      </w:pPr>
+      <w:r>
+        <w:rPr>
+          <w:rFonts w:ascii="Times New Roman" w:eastAsia="SimSun"/>
+          <w:color w:val="182030"/>
+          <w:sz w:val="24"/>
+          <w:szCs w:val="24"/>
+        </w:rPr>
+        <w:t xml:space="preserve">Custom objects confirmed; Aceli internal Salesforce team collaboration required; sandbox available for development and testing; LAT scoring framework not currently in Salesforce.</w:t>
+      </w:r>
+    </w:p>
+    <w:p>
+      <w:pPr>
+        <w:pStyle w:val="Heading2"/>
+        <w:spacing w:after="120" w:before="240" w:line="312"/>
+      </w:pPr>
+      <w:bookmarkStart w:id="100026" w:name="_Toc100026"/>
+      <w:r>
+        <w:rPr>
+          <w:rFonts w:ascii="Times New Roman" w:eastAsia="SimHei"/>
+          <w:b/>
+          <w:bCs/>
+          <w:color w:val="182030"/>
+        </w:rPr>
+        <w:t xml:space="preserve">8.3 Transcription Requirements (Consortium Clarification 5)</w:t>
+      </w:r>
+      <w:bookmarkEnd w:id="100026"/>
+    </w:p>
+    <w:p>
+      <w:pPr>
+        <w:spacing w:after="80" w:line="312"/>
+        <w:ind w:firstLine="480"/>
+        <w:jc w:val="both"/>
+      </w:pPr>
+      <w:r>
+        <w:rPr>
+          <w:rFonts w:ascii="Times New Roman" w:eastAsia="SimSun"/>
+          <w:color w:val="182030"/>
+          <w:sz w:val="24"/>
+          <w:szCs w:val="24"/>
+        </w:rPr>
+        <w:t xml:space="preserve">Regional accent support and limited multilingual code-switching required; transcription service security review must cover data handling for conversations containing Swahili and local-language phrases.</w:t>
+      </w:r>
+    </w:p>
+    <w:p>
+      <w:pPr>
+        <w:pStyle w:val="Heading2"/>
+        <w:spacing w:after="120" w:before="240" w:line="312"/>
+      </w:pPr>
+      <w:bookmarkStart w:id="100027" w:name="_Toc100027"/>
+      <w:r>
+        <w:rPr>
+          <w:rFonts w:ascii="Times New Roman" w:eastAsia="SimHei"/>
+          <w:b/>
+          <w:bCs/>
+          <w:color w:val="182030"/>
+        </w:rPr>
+        <w:t xml:space="preserve">8.4 Benchmarking Dataset (Consortium Clarification 4)</w:t>
+      </w:r>
+      <w:bookmarkEnd w:id="100027"/>
+    </w:p>
+    <w:p>
+      <w:pPr>
+        <w:spacing w:after="80" w:line="312"/>
+        <w:ind w:firstLine="480"/>
+        <w:jc w:val="both"/>
+      </w:pPr>
+      <w:r>
+        <w:rPr>
+          <w:rFonts w:ascii="Times New Roman" w:eastAsia="SimSun"/>
+          <w:color w:val="182030"/>
+          <w:sz w:val="24"/>
+          <w:szCs w:val="24"/>
+        </w:rPr>
+        <w:t xml:space="preserve">Approximately 60,000 records in Google Sheets connected to Power BI; data pathway must be controlled and auditable; no rebuild of existing architecture.</w:t>
+      </w:r>
+    </w:p>
     <w:sectPr>
       <w:headerReference w:type="default" r:id="rId8"/>
       <w:footerReference w:type="default" r:id="rId9"/>
